--- a/Cohen_What_is_a_question_notes.docx
+++ b/Cohen_What_is_a_question_notes.docx
@@ -4,7 +4,7 @@
   <w:body>
     <w:p>
       <w:pPr>
-        <w:pStyle w:val="Title"/>
+        <w:pStyle w:val="Heading1"/>
       </w:pPr>
       <w:r>
         <w:t xml:space="preserve">Cohen: What is a question?</w:t>
@@ -12,33 +12,10 @@
     </w:p>
     <w:p>
       <w:pPr>
-        <w:spacing w:after="240"/>
-      </w:pPr>
-      <w:r>
-        <w:rPr>
-          <w:color w:val="808080"/>
-          <w:sz w:val="22"/>
-          <w:szCs w:val="22"/>
-        </w:rPr>
-        <w:t xml:space="preserve">Presentation notes</w:t>
-      </w:r>
-    </w:p>
-    <w:p>
-      <w:pPr>
-        <w:pStyle w:val="Heading1"/>
-      </w:pPr>
-      <w:r>
-        <w:t xml:space="preserve">I</w:t>
-      </w:r>
-      <w:r>
-        <w:rPr>
-          <w:b w:val="false"/>
-          <w:bCs w:val="false"/>
-          <w:color w:val="808080"/>
-          <w:sz w:val="20"/>
-          <w:szCs w:val="20"/>
-        </w:rPr>
-        <w:t xml:space="preserve">   p. 352</w:t>
+        <w:pStyle w:val="Heading2"/>
+      </w:pPr>
+      <w:r>
+        <w:t xml:space="preserve">I (p. 352)</w:t>
       </w:r>
     </w:p>
     <w:p>
@@ -50,6 +27,10 @@
         </w:numPr>
       </w:pPr>
       <w:r>
+        <w:rPr>
+          <w:b w:val="false"/>
+          <w:bCs w:val="false"/>
+        </w:rPr>
         <w:t xml:space="preserve">Questions are not only valid as instrument to form assertions</w:t>
       </w:r>
     </w:p>
@@ -61,6 +42,13 @@
           <w:numId w:val="2"/>
         </w:numPr>
       </w:pPr>
+      <w:r>
+        <w:rPr>
+          <w:b w:val="false"/>
+          <w:bCs w:val="false"/>
+        </w:rPr>
+        <w:t xml:space="preserve"/>
+      </w:r>
       <w:r>
         <w:rPr>
           <w:b/>
@@ -69,6 +57,10 @@
         <w:t xml:space="preserve">Cohen:</w:t>
       </w:r>
       <w:r>
+        <w:rPr>
+          <w:b w:val="false"/>
+          <w:bCs w:val="false"/>
+        </w:rPr>
         <w:t xml:space="preserve"> No, inquiry itself is often very valuable.</w:t>
       </w:r>
     </w:p>
@@ -81,6 +73,10 @@
         </w:numPr>
       </w:pPr>
       <w:r>
+        <w:rPr>
+          <w:b w:val="false"/>
+          <w:bCs w:val="false"/>
+        </w:rPr>
         <w:t xml:space="preserve">Ok, cool, but what is a question?</w:t>
       </w:r>
     </w:p>
@@ -93,6 +89,10 @@
         </w:numPr>
       </w:pPr>
       <w:r>
+        <w:rPr>
+          <w:b w:val="false"/>
+          <w:bCs w:val="false"/>
+        </w:rPr>
         <w:t xml:space="preserve">First idea: Request for information</w:t>
       </w:r>
     </w:p>
@@ -105,6 +105,10 @@
         </w:numPr>
       </w:pPr>
       <w:r>
+        <w:rPr>
+          <w:b w:val="false"/>
+          <w:bCs w:val="false"/>
+        </w:rPr>
         <w:t xml:space="preserve">What about Q’s with no answer? Rhet. Q’s</w:t>
       </w:r>
     </w:p>
@@ -117,6 +121,10 @@
         </w:numPr>
       </w:pPr>
       <w:r>
+        <w:rPr>
+          <w:b w:val="false"/>
+          <w:bCs w:val="false"/>
+        </w:rPr>
         <w:t xml:space="preserve">Also doesn’t explain anything</w:t>
       </w:r>
     </w:p>
@@ -129,6 +137,10 @@
         </w:numPr>
       </w:pPr>
       <w:r>
+        <w:rPr>
+          <w:b w:val="false"/>
+          <w:bCs w:val="false"/>
+        </w:rPr>
         <w:t xml:space="preserve">Ambiguous assertion?</w:t>
       </w:r>
     </w:p>
@@ -141,19 +153,15 @@
         </w:numPr>
       </w:pPr>
       <w:r>
+        <w:rPr>
+          <w:b w:val="false"/>
+          <w:bCs w:val="false"/>
+        </w:rPr>
         <w:t xml:space="preserve">No! Sentence with multiple meanings ≠ question</w:t>
       </w:r>
     </w:p>
     <w:p>
       <w:pPr>
-        <w:pBdr>
-          <w:bottom w:val="single" w:color="BFBFBF" w:sz="6" w:space="1"/>
-        </w:pBdr>
-        <w:spacing w:after="200" w:before="60"/>
-      </w:pPr>
-    </w:p>
-    <w:p>
-      <w:pPr>
         <w:pStyle w:val="ListParagraph"/>
         <w:numPr>
           <w:ilvl w:val="0"/>
@@ -161,6 +169,10 @@
         </w:numPr>
       </w:pPr>
       <w:r>
+        <w:rPr>
+          <w:b w:val="false"/>
+          <w:bCs w:val="false"/>
+        </w:rPr>
         <w:t xml:space="preserve">Question is a logical entity</w:t>
       </w:r>
     </w:p>
@@ -173,6 +185,10 @@
         </w:numPr>
       </w:pPr>
       <w:r>
+        <w:rPr>
+          <w:b w:val="false"/>
+          <w:bCs w:val="false"/>
+        </w:rPr>
         <w:t xml:space="preserve">Symbol/act ≠ logical entity   (proposition ≠ statement)</w:t>
       </w:r>
     </w:p>
@@ -185,6 +201,10 @@
         </w:numPr>
       </w:pPr>
       <w:r>
+        <w:rPr>
+          <w:b w:val="false"/>
+          <w:bCs w:val="false"/>
+        </w:rPr>
         <w:t xml:space="preserve">For questions, those often get confused</w:t>
       </w:r>
     </w:p>
@@ -196,6 +216,13 @@
           <w:numId w:val="2"/>
         </w:numPr>
       </w:pPr>
+      <w:r>
+        <w:rPr>
+          <w:b w:val="false"/>
+          <w:bCs w:val="false"/>
+        </w:rPr>
+        <w:t xml:space="preserve"/>
+      </w:r>
       <w:r>
         <w:rPr>
           <w:b/>
@@ -204,12 +231,16 @@
         <w:t xml:space="preserve">Cohen:</w:t>
       </w:r>
       <w:r>
+        <w:rPr>
+          <w:b w:val="false"/>
+          <w:bCs w:val="false"/>
+        </w:rPr>
         <w:t xml:space="preserve"> Question vs. interrogation</w:t>
       </w:r>
     </w:p>
     <w:p>
       <w:pPr>
-        <w:pStyle w:val="Heading1"/>
+        <w:pStyle w:val="Heading2"/>
       </w:pPr>
       <w:r>
         <w:t xml:space="preserve">II</w:t>
@@ -217,15 +248,296 @@
     </w:p>
     <w:p>
       <w:pPr>
-        <w:keepNext/>
-        <w:spacing w:after="120" w:before="60"/>
-      </w:pPr>
+        <w:pStyle w:val="ListParagraph"/>
+        <w:numPr>
+          <w:ilvl w:val="0"/>
+          <w:numId w:val="2"/>
+        </w:numPr>
+      </w:pPr>
+      <w:r>
+        <w:rPr>
+          <w:b w:val="false"/>
+          <w:bCs w:val="false"/>
+        </w:rPr>
+        <w:t xml:space="preserve">Question = propositional function?</w:t>
+      </w:r>
+    </w:p>
+    <w:p>
+      <w:pPr>
+        <w:pStyle w:val="ListParagraph"/>
+        <w:numPr>
+          <w:ilvl w:val="1"/>
+          <w:numId w:val="2"/>
+        </w:numPr>
+      </w:pPr>
+      <w:r>
+        <w:rPr>
+          <w:b w:val="false"/>
+          <w:bCs w:val="false"/>
+        </w:rPr>
+        <w:t xml:space="preserve">What is 3+5? = “x = 3+5”</w:t>
+      </w:r>
+    </w:p>
+    <w:p>
+      <w:pPr>
+        <w:pStyle w:val="ListParagraph"/>
+        <w:numPr>
+          <w:ilvl w:val="2"/>
+          <w:numId w:val="2"/>
+        </w:numPr>
+      </w:pPr>
+      <w:r>
+        <w:rPr>
+          <w:b w:val="false"/>
+          <w:bCs w:val="false"/>
+        </w:rPr>
+        <w:t xml:space="preserve">Difference only psychological, logical content of those is the same</w:t>
+      </w:r>
+    </w:p>
+    <w:p>
+      <w:pPr>
+        <w:pStyle w:val="ListParagraph"/>
+        <w:numPr>
+          <w:ilvl w:val="1"/>
+          <w:numId w:val="2"/>
+        </w:numPr>
+      </w:pPr>
+      <w:r>
+        <w:rPr>
+          <w:b w:val="false"/>
+          <w:bCs w:val="false"/>
+        </w:rPr>
+        <w:t xml:space="preserve">Neither true nor false, but has true/false values</w:t>
+      </w:r>
+    </w:p>
+    <w:p>
+      <w:pPr>
+        <w:pStyle w:val="ListParagraph"/>
+        <w:numPr>
+          <w:ilvl w:val="1"/>
+          <w:numId w:val="2"/>
+        </w:numPr>
+      </w:pPr>
+      <w:r>
+        <w:rPr>
+          <w:b w:val="false"/>
+          <w:bCs w:val="false"/>
+        </w:rPr>
+        <w:t xml:space="preserve">Answer to question = proposition, which is a value of the (x).φx that was the question</w:t>
+      </w:r>
+    </w:p>
+    <w:p>
+      <w:pPr>
+        <w:pStyle w:val="ListParagraph"/>
+        <w:numPr>
+          <w:ilvl w:val="1"/>
+          <w:numId w:val="2"/>
+        </w:numPr>
+      </w:pPr>
+      <w:r>
+        <w:rPr>
+          <w:b w:val="false"/>
+          <w:bCs w:val="false"/>
+        </w:rPr>
+        <w:t xml:space="preserve">True answer = true value of (x)φx</w:t>
+      </w:r>
+    </w:p>
+    <w:p>
+      <w:pPr>
+        <w:pStyle w:val="ListParagraph"/>
+        <w:numPr>
+          <w:ilvl w:val="0"/>
+          <w:numId w:val="2"/>
+        </w:numPr>
+      </w:pPr>
+      <w:r>
+        <w:rPr>
+          <w:b w:val="false"/>
+          <w:bCs w:val="false"/>
+        </w:rPr>
+        <w:t xml:space="preserve">Yes/no questions (p. 355)</w:t>
+      </w:r>
+    </w:p>
+    <w:p>
+      <w:pPr>
+        <w:pStyle w:val="ListParagraph"/>
+        <w:numPr>
+          <w:ilvl w:val="1"/>
+          <w:numId w:val="2"/>
+        </w:numPr>
+      </w:pPr>
+      <w:r>
+        <w:rPr>
+          <w:b w:val="false"/>
+          <w:bCs w:val="false"/>
+        </w:rPr>
+        <w:t xml:space="preserve">“Is Caesar dead”</w:t>
+      </w:r>
+    </w:p>
+    <w:p>
+      <w:pPr>
+        <w:pStyle w:val="ListParagraph"/>
+        <w:numPr>
+          <w:ilvl w:val="1"/>
+          <w:numId w:val="2"/>
+        </w:numPr>
+      </w:pPr>
+      <w:r>
+        <w:rPr>
+          <w:b w:val="false"/>
+          <w:bCs w:val="false"/>
+        </w:rPr>
+        <w:t xml:space="preserve">(x). Caesar dead = x   (true or false)</w:t>
+      </w:r>
+    </w:p>
+    <w:p>
+      <w:pPr>
+        <w:pStyle w:val="ListParagraph"/>
+        <w:numPr>
+          <w:ilvl w:val="2"/>
+          <w:numId w:val="2"/>
+        </w:numPr>
+      </w:pPr>
+      <w:r>
+        <w:rPr>
+          <w:b w:val="false"/>
+          <w:bCs w:val="false"/>
+        </w:rPr>
+        <w:t xml:space="preserve">Answer that we get by filling in those variables is true/false if there is a fact “Caesar dead is true”</w:t>
+      </w:r>
+    </w:p>
+    <w:p>
+      <w:pPr>
+        <w:pStyle w:val="ListParagraph"/>
+        <w:numPr>
+          <w:ilvl w:val="1"/>
+          <w:numId w:val="2"/>
+        </w:numPr>
+      </w:pPr>
+      <w:r>
+        <w:rPr>
+          <w:b w:val="false"/>
+          <w:bCs w:val="false"/>
+        </w:rPr>
+        <w:t xml:space="preserve">(x). green plant = x   (tree)</w:t>
+      </w:r>
+    </w:p>
+    <w:p>
+      <w:pPr>
+        <w:pStyle w:val="Heading2"/>
+      </w:pPr>
+      <w:r>
+        <w:t xml:space="preserve">III</w:t>
+      </w:r>
+    </w:p>
+    <w:p>
+      <w:pPr>
+        <w:pStyle w:val="ListParagraph"/>
+        <w:numPr>
+          <w:ilvl w:val="0"/>
+          <w:numId w:val="2"/>
+        </w:numPr>
+      </w:pPr>
+      <w:r>
+        <w:rPr>
+          <w:b w:val="false"/>
+          <w:bCs w:val="false"/>
+        </w:rPr>
+        <w:t xml:space="preserve">x is mortal does not mean: Everything is mortal</w:t>
+      </w:r>
+    </w:p>
+    <w:p>
+      <w:pPr>
+        <w:pStyle w:val="ListParagraph"/>
+        <w:numPr>
+          <w:ilvl w:val="1"/>
+          <w:numId w:val="2"/>
+        </w:numPr>
+      </w:pPr>
+      <w:r>
+        <w:rPr>
+          <w:b w:val="false"/>
+          <w:bCs w:val="false"/>
+        </w:rPr>
+        <w:t xml:space="preserve">(x). x is mortal ≠ x is mortal</w:t>
+      </w:r>
+    </w:p>
+    <w:p>
+      <w:pPr>
+        <w:pStyle w:val="ListParagraph"/>
+        <w:numPr>
+          <w:ilvl w:val="0"/>
+          <w:numId w:val="2"/>
+        </w:numPr>
+      </w:pPr>
+      <w:r>
+        <w:rPr>
+          <w:b w:val="false"/>
+          <w:bCs w:val="false"/>
+        </w:rPr>
+        <w:t xml:space="preserve">φx denotes a prop. function.</w:t>
+      </w:r>
+    </w:p>
+    <w:p>
+      <w:pPr>
+        <w:pStyle w:val="ListParagraph"/>
+        <w:numPr>
+          <w:ilvl w:val="1"/>
+          <w:numId w:val="2"/>
+        </w:numPr>
+      </w:pPr>
+      <w:r>
+        <w:rPr>
+          <w:b w:val="false"/>
+          <w:bCs w:val="false"/>
+        </w:rPr>
+        <w:t xml:space="preserve"/>
+      </w:r>
       <w:r>
         <w:rPr>
           <w:b/>
           <w:bCs/>
         </w:rPr>
-        <w:t xml:space="preserve">Question = propositional function?</w:t>
+        <w:t xml:space="preserve">Principia:</w:t>
+      </w:r>
+      <w:r>
+        <w:rPr>
+          <w:b w:val="false"/>
+          <w:bCs w:val="false"/>
+        </w:rPr>
+        <w:t xml:space="preserve"> φx ambiguously denotes φa, φb, etc.</w:t>
+      </w:r>
+    </w:p>
+    <w:p>
+      <w:pPr>
+        <w:pStyle w:val="ListParagraph"/>
+        <w:numPr>
+          <w:ilvl w:val="2"/>
+          <w:numId w:val="2"/>
+        </w:numPr>
+      </w:pPr>
+      <w:r>
+        <w:rPr>
+          <w:b w:val="false"/>
+          <w:bCs w:val="false"/>
+        </w:rPr>
+        <w:t xml:space="preserve">φx can only be asserted when all φa, φb, etc. are true</w:t>
+      </w:r>
+    </w:p>
+    <w:p>
+      <w:pPr>
+        <w:pStyle w:val="ListParagraph"/>
+        <w:numPr>
+          <w:ilvl w:val="2"/>
+          <w:numId w:val="2"/>
+        </w:numPr>
+      </w:pPr>
+      <w:r>
+        <w:rPr>
+          <w:b w:val="false"/>
+          <w:bCs w:val="false"/>
+        </w:rPr>
+        <w:t xml:space="preserve">φx ⇔ (x)φx</w:t>
       </w:r>
     </w:p>
     <w:p>
@@ -237,157 +549,105 @@
         </w:numPr>
       </w:pPr>
       <w:r>
-        <w:t xml:space="preserve">What is 3+5? = “x = 3+5”</w:t>
-      </w:r>
-    </w:p>
-    <w:p>
-      <w:pPr>
-        <w:pStyle w:val="ListParagraph"/>
-        <w:numPr>
-          <w:ilvl w:val="1"/>
-          <w:numId w:val="2"/>
-        </w:numPr>
-      </w:pPr>
-      <w:r>
-        <w:t xml:space="preserve">Difference only psychological, logical content of those is the same</w:t>
-      </w:r>
-    </w:p>
-    <w:p>
-      <w:pPr>
-        <w:pStyle w:val="ListParagraph"/>
-        <w:numPr>
-          <w:ilvl w:val="0"/>
-          <w:numId w:val="2"/>
-        </w:numPr>
-      </w:pPr>
-      <w:r>
-        <w:t xml:space="preserve">Neither true nor false, but has true/false values</w:t>
-      </w:r>
-    </w:p>
-    <w:p>
-      <w:pPr>
-        <w:pStyle w:val="ListParagraph"/>
-        <w:numPr>
-          <w:ilvl w:val="0"/>
-          <w:numId w:val="2"/>
-        </w:numPr>
-      </w:pPr>
-      <w:r>
-        <w:t xml:space="preserve">Answer to question = proposition, which is a value of the </w:t>
-      </w:r>
-      <w:r>
-        <w:rPr>
-          <w:rFonts w:ascii="Cambria Math" w:cs="Cambria Math" w:eastAsia="Cambria Math" w:hAnsi="Cambria Math"/>
-        </w:rPr>
-        <w:t xml:space="preserve">(x).φx</w:t>
-      </w:r>
-      <w:r>
-        <w:t xml:space="preserve"> that was the question</w:t>
-      </w:r>
-    </w:p>
-    <w:p>
-      <w:pPr>
-        <w:pStyle w:val="ListParagraph"/>
-        <w:numPr>
-          <w:ilvl w:val="0"/>
-          <w:numId w:val="2"/>
-        </w:numPr>
-      </w:pPr>
-      <w:r>
-        <w:t xml:space="preserve">True answer = true value of </w:t>
-      </w:r>
-      <w:r>
-        <w:rPr>
-          <w:rFonts w:ascii="Cambria Math" w:cs="Cambria Math" w:eastAsia="Cambria Math" w:hAnsi="Cambria Math"/>
-        </w:rPr>
-        <w:t xml:space="preserve">(x)φx</w:t>
-      </w:r>
-    </w:p>
-    <w:p>
-      <w:pPr>
-        <w:pStyle w:val="Heading2"/>
-      </w:pPr>
-      <w:r>
-        <w:t xml:space="preserve">Yes/no questions</w:t>
-      </w:r>
-      <w:r>
-        <w:rPr>
-          <w:b w:val="false"/>
-          <w:bCs w:val="false"/>
-          <w:color w:val="808080"/>
-          <w:sz w:val="20"/>
-          <w:szCs w:val="20"/>
-        </w:rPr>
-        <w:t xml:space="preserve">   p. 355</w:t>
-      </w:r>
-    </w:p>
-    <w:p>
-      <w:pPr>
-        <w:pStyle w:val="ListParagraph"/>
-        <w:numPr>
-          <w:ilvl w:val="0"/>
-          <w:numId w:val="2"/>
-        </w:numPr>
-      </w:pPr>
-      <w:r>
-        <w:t xml:space="preserve">“Is Caesar dead”</w:t>
-      </w:r>
-    </w:p>
-    <w:p>
-      <w:pPr>
-        <w:pStyle w:val="ListParagraph"/>
-        <w:numPr>
-          <w:ilvl w:val="0"/>
-          <w:numId w:val="2"/>
-        </w:numPr>
-      </w:pPr>
-      <w:r>
-        <w:t xml:space="preserve">(x). Caesar dead = x   (true or false)</w:t>
-      </w:r>
-    </w:p>
-    <w:p>
-      <w:pPr>
-        <w:pStyle w:val="ListParagraph"/>
-        <w:numPr>
-          <w:ilvl w:val="1"/>
-          <w:numId w:val="2"/>
-        </w:numPr>
-      </w:pPr>
-      <w:r>
-        <w:t xml:space="preserve">Answer that we get by filling in those variables is true/false if there is a fact “Caesar dead is true”</w:t>
-      </w:r>
-    </w:p>
-    <w:p>
-      <w:pPr>
-        <w:pStyle w:val="ListParagraph"/>
-        <w:numPr>
-          <w:ilvl w:val="0"/>
-          <w:numId w:val="2"/>
-        </w:numPr>
-      </w:pPr>
-      <w:r>
-        <w:t xml:space="preserve">(x). green plant = x   (tree)</w:t>
-      </w:r>
-    </w:p>
-    <w:p>
-      <w:pPr>
-        <w:pStyle w:val="Heading1"/>
-      </w:pPr>
-      <w:r>
-        <w:t xml:space="preserve">III</w:t>
-      </w:r>
-    </w:p>
-    <w:p>
-      <w:pPr>
-        <w:keepNext/>
-        <w:spacing w:after="120" w:before="60"/>
-      </w:pPr>
+        <w:rPr>
+          <w:b w:val="false"/>
+          <w:bCs w:val="false"/>
+        </w:rPr>
+        <w:t xml:space="preserve"/>
+      </w:r>
       <w:r>
         <w:rPr>
           <w:b/>
           <w:bCs/>
         </w:rPr>
-        <w:t xml:space="preserve">x is mortal does not mean: Everything is mortal</w:t>
+        <w:t xml:space="preserve">Cohen:</w:t>
+      </w:r>
+      <w:r>
+        <w:rPr>
+          <w:b w:val="false"/>
+          <w:bCs w:val="false"/>
+        </w:rPr>
+        <w:t xml:space="preserve"> this is wrong:</w:t>
+      </w:r>
+    </w:p>
+    <w:p>
+      <w:pPr>
+        <w:pStyle w:val="ListParagraph"/>
+        <w:numPr>
+          <w:ilvl w:val="1"/>
+          <w:numId w:val="2"/>
+        </w:numPr>
+      </w:pPr>
+      <w:r>
+        <w:rPr>
+          <w:b w:val="false"/>
+          <w:bCs w:val="false"/>
+        </w:rPr>
+        <w:t xml:space="preserve">φx = symbol of an objectively indeterminate thing: The Function</w:t>
+      </w:r>
+    </w:p>
+    <w:p>
+      <w:pPr>
+        <w:pStyle w:val="ListParagraph"/>
+        <w:numPr>
+          <w:ilvl w:val="1"/>
+          <w:numId w:val="2"/>
+        </w:numPr>
+      </w:pPr>
+      <w:r>
+        <w:rPr>
+          <w:b w:val="false"/>
+          <w:bCs w:val="false"/>
+        </w:rPr>
+        <w:t xml:space="preserve">φx (Russell): ambiguous symbol of a determined prop.</w:t>
+      </w:r>
+    </w:p>
+    <w:p>
+      <w:pPr>
+        <w:pStyle w:val="ListParagraph"/>
+        <w:numPr>
+          <w:ilvl w:val="2"/>
+          <w:numId w:val="2"/>
+        </w:numPr>
+      </w:pPr>
+      <w:r>
+        <w:rPr>
+          <w:b w:val="false"/>
+          <w:bCs w:val="false"/>
+        </w:rPr>
+        <w:t xml:space="preserve">No place in logic</w:t>
+      </w:r>
+    </w:p>
+    <w:p>
+      <w:pPr>
+        <w:pStyle w:val="ListParagraph"/>
+        <w:numPr>
+          <w:ilvl w:val="2"/>
+          <w:numId w:val="2"/>
+        </w:numPr>
+      </w:pPr>
+      <w:r>
+        <w:rPr>
+          <w:b w:val="false"/>
+          <w:bCs w:val="false"/>
+        </w:rPr>
+        <w:t xml:space="preserve">Symbol confusions are not subject of logic</w:t>
+      </w:r>
+    </w:p>
+    <w:p>
+      <w:pPr>
+        <w:pStyle w:val="ListParagraph"/>
+        <w:numPr>
+          <w:ilvl w:val="2"/>
+          <w:numId w:val="2"/>
+        </w:numPr>
+      </w:pPr>
+      <w:r>
+        <w:rPr>
+          <w:b w:val="false"/>
+          <w:bCs w:val="false"/>
+        </w:rPr>
+        <w:t xml:space="preserve">Logic is concerned with subject of symbols</w:t>
       </w:r>
     </w:p>
     <w:p>
@@ -399,7 +659,35 @@
         </w:numPr>
       </w:pPr>
       <w:r>
-        <w:t xml:space="preserve">(x). x is mortal ≠ x is mortal</w:t>
+        <w:rPr>
+          <w:b w:val="false"/>
+          <w:bCs w:val="false"/>
+        </w:rPr>
+        <w:t xml:space="preserve">Propositional function is not universal or existential assertion</w:t>
+      </w:r>
+    </w:p>
+    <w:p>
+      <w:pPr>
+        <w:pStyle w:val="ListParagraph"/>
+        <w:numPr>
+          <w:ilvl w:val="1"/>
+          <w:numId w:val="2"/>
+        </w:numPr>
+      </w:pPr>
+      <w:r>
+        <w:rPr>
+          <w:b w:val="false"/>
+          <w:bCs w:val="false"/>
+        </w:rPr>
+        <w:t xml:space="preserve">x is mortal ≡ what is mortal?</w:t>
+      </w:r>
+    </w:p>
+    <w:p>
+      <w:pPr>
+        <w:pStyle w:val="Heading2"/>
+      </w:pPr>
+      <w:r>
+        <w:t xml:space="preserve">IV</w:t>
       </w:r>
     </w:p>
     <w:p>
@@ -412,91 +700,24 @@
       </w:pPr>
       <w:r>
         <w:rPr>
-          <w:rFonts w:ascii="Cambria Math" w:cs="Cambria Math" w:eastAsia="Cambria Math" w:hAnsi="Cambria Math"/>
-        </w:rPr>
-        <w:t xml:space="preserve">φx</w:t>
-      </w:r>
-      <w:r>
-        <w:t xml:space="preserve"> denotes a prop. function.</w:t>
-      </w:r>
-    </w:p>
-    <w:p>
-      <w:pPr>
-        <w:pStyle w:val="ListParagraph"/>
-        <w:numPr>
-          <w:ilvl w:val="1"/>
-          <w:numId w:val="2"/>
-        </w:numPr>
-      </w:pPr>
+          <w:b w:val="false"/>
+          <w:bCs w:val="false"/>
+        </w:rPr>
+        <w:t xml:space="preserve"/>
+      </w:r>
       <w:r>
         <w:rPr>
           <w:b/>
           <w:bCs/>
         </w:rPr>
-        <w:t xml:space="preserve">Principia:</w:t>
-      </w:r>
-      <w:r>
-        <w:t xml:space="preserve"> </w:t>
-      </w:r>
-      <w:r>
-        <w:rPr>
-          <w:rFonts w:ascii="Cambria Math" w:cs="Cambria Math" w:eastAsia="Cambria Math" w:hAnsi="Cambria Math"/>
-        </w:rPr>
-        <w:t xml:space="preserve">φx</w:t>
-      </w:r>
-      <w:r>
-        <w:t xml:space="preserve"> ambiguously denotes </w:t>
-      </w:r>
-      <w:r>
-        <w:rPr>
-          <w:rFonts w:ascii="Cambria Math" w:cs="Cambria Math" w:eastAsia="Cambria Math" w:hAnsi="Cambria Math"/>
-        </w:rPr>
-        <w:t xml:space="preserve">φa, φb</w:t>
-      </w:r>
-      <w:r>
-        <w:t xml:space="preserve">, etc.</w:t>
-      </w:r>
-    </w:p>
-    <w:p>
-      <w:pPr>
-        <w:pStyle w:val="ListParagraph"/>
-        <w:numPr>
-          <w:ilvl w:val="2"/>
-          <w:numId w:val="2"/>
-        </w:numPr>
-      </w:pPr>
-      <w:r>
-        <w:rPr>
-          <w:rFonts w:ascii="Cambria Math" w:cs="Cambria Math" w:eastAsia="Cambria Math" w:hAnsi="Cambria Math"/>
-        </w:rPr>
-        <w:t xml:space="preserve">φx</w:t>
-      </w:r>
-      <w:r>
-        <w:t xml:space="preserve"> can only be asserted when all </w:t>
-      </w:r>
-      <w:r>
-        <w:rPr>
-          <w:rFonts w:ascii="Cambria Math" w:cs="Cambria Math" w:eastAsia="Cambria Math" w:hAnsi="Cambria Math"/>
-        </w:rPr>
-        <w:t xml:space="preserve">φa, φb</w:t>
-      </w:r>
-      <w:r>
-        <w:t xml:space="preserve">, etc. are true</w:t>
-      </w:r>
-    </w:p>
-    <w:p>
-      <w:pPr>
-        <w:pStyle w:val="ListParagraph"/>
-        <w:numPr>
-          <w:ilvl w:val="2"/>
-          <w:numId w:val="2"/>
-        </w:numPr>
-      </w:pPr>
-      <w:r>
-        <w:rPr>
-          <w:rFonts w:ascii="Cambria Math" w:cs="Cambria Math" w:eastAsia="Cambria Math" w:hAnsi="Cambria Math"/>
-        </w:rPr>
-        <w:t xml:space="preserve">φx ⇔ (x)φx</w:t>
+        <w:t xml:space="preserve">Significant question</w:t>
+      </w:r>
+      <w:r>
+        <w:rPr>
+          <w:b w:val="false"/>
+          <w:bCs w:val="false"/>
+        </w:rPr>
+        <w:t xml:space="preserve"> — question for which some proposition is THE correct answer</w:t>
       </w:r>
     </w:p>
     <w:p>
@@ -507,87 +728,42 @@
           <w:numId w:val="2"/>
         </w:numPr>
       </w:pPr>
+      <w:r>
+        <w:rPr>
+          <w:b w:val="false"/>
+          <w:bCs w:val="false"/>
+        </w:rPr>
+        <w:t xml:space="preserve"/>
+      </w:r>
       <w:r>
         <w:rPr>
           <w:b/>
           <w:bCs/>
         </w:rPr>
-        <w:t xml:space="preserve">Cohen:</w:t>
-      </w:r>
-      <w:r>
-        <w:t xml:space="preserve"> this is wrong:</w:t>
-      </w:r>
-    </w:p>
-    <w:p>
-      <w:pPr>
-        <w:pStyle w:val="ListParagraph"/>
-        <w:numPr>
-          <w:ilvl w:val="1"/>
-          <w:numId w:val="2"/>
-        </w:numPr>
-      </w:pPr>
-      <w:r>
-        <w:rPr>
-          <w:rFonts w:ascii="Cambria Math" w:cs="Cambria Math" w:eastAsia="Cambria Math" w:hAnsi="Cambria Math"/>
-        </w:rPr>
-        <w:t xml:space="preserve">φx</w:t>
-      </w:r>
-      <w:r>
-        <w:t xml:space="preserve"> = symbol of an objectively indeterminate thing: The Function</w:t>
-      </w:r>
-    </w:p>
-    <w:p>
-      <w:pPr>
-        <w:pStyle w:val="ListParagraph"/>
-        <w:numPr>
-          <w:ilvl w:val="1"/>
-          <w:numId w:val="2"/>
-        </w:numPr>
-      </w:pPr>
-      <w:r>
-        <w:rPr>
-          <w:rFonts w:ascii="Cambria Math" w:cs="Cambria Math" w:eastAsia="Cambria Math" w:hAnsi="Cambria Math"/>
-        </w:rPr>
-        <w:t xml:space="preserve">φx</w:t>
-      </w:r>
-      <w:r>
-        <w:t xml:space="preserve"> (Russell): ambiguous symbol of a determined prop.</w:t>
-      </w:r>
-    </w:p>
-    <w:p>
-      <w:pPr>
-        <w:pStyle w:val="ListParagraph"/>
-        <w:numPr>
-          <w:ilvl w:val="2"/>
-          <w:numId w:val="2"/>
-        </w:numPr>
-      </w:pPr>
-      <w:r>
-        <w:t xml:space="preserve">No place in logic</w:t>
-      </w:r>
-    </w:p>
-    <w:p>
-      <w:pPr>
-        <w:pStyle w:val="ListParagraph"/>
-        <w:numPr>
-          <w:ilvl w:val="2"/>
-          <w:numId w:val="2"/>
-        </w:numPr>
-      </w:pPr>
-      <w:r>
-        <w:t xml:space="preserve">Symbol confusions are not subject of logic</w:t>
-      </w:r>
-    </w:p>
-    <w:p>
-      <w:pPr>
-        <w:pStyle w:val="ListParagraph"/>
-        <w:numPr>
-          <w:ilvl w:val="2"/>
-          <w:numId w:val="2"/>
-        </w:numPr>
-      </w:pPr>
-      <w:r>
-        <w:t xml:space="preserve">Logic is concerned with subject of symbols</w:t>
+        <w:t xml:space="preserve">Invalid questions</w:t>
+      </w:r>
+      <w:r>
+        <w:rPr>
+          <w:b w:val="false"/>
+          <w:bCs w:val="false"/>
+        </w:rPr>
+        <w:t xml:space="preserve"> — questions without true answers:</w:t>
+      </w:r>
+    </w:p>
+    <w:p>
+      <w:pPr>
+        <w:pStyle w:val="ListParagraph"/>
+        <w:numPr>
+          <w:ilvl w:val="1"/>
+          <w:numId w:val="2"/>
+        </w:numPr>
+      </w:pPr>
+      <w:r>
+        <w:rPr>
+          <w:b w:val="false"/>
+          <w:bCs w:val="false"/>
+        </w:rPr>
+        <w:t xml:space="preserve">“Who discovered America in 1492”</w:t>
       </w:r>
     </w:p>
     <w:p>
@@ -599,55 +775,57 @@
         </w:numPr>
       </w:pPr>
       <w:r>
-        <w:t xml:space="preserve">Propositional function is not universal or existential assertion</w:t>
-      </w:r>
-    </w:p>
-    <w:p>
-      <w:pPr>
-        <w:pStyle w:val="ListParagraph"/>
-        <w:numPr>
-          <w:ilvl w:val="1"/>
-          <w:numId w:val="2"/>
-        </w:numPr>
-      </w:pPr>
-      <w:r>
-        <w:t xml:space="preserve">x is mortal </w:t>
-      </w:r>
-      <w:r>
-        <w:rPr>
-          <w:rFonts w:ascii="Cambria Math" w:cs="Cambria Math" w:eastAsia="Cambria Math" w:hAnsi="Cambria Math"/>
-        </w:rPr>
-        <w:t xml:space="preserve">≡</w:t>
-      </w:r>
-      <w:r>
-        <w:t xml:space="preserve"> what is mortal?</w:t>
-      </w:r>
-    </w:p>
-    <w:p>
-      <w:pPr>
-        <w:pStyle w:val="Heading1"/>
-      </w:pPr>
-      <w:r>
-        <w:t xml:space="preserve">IV</w:t>
-      </w:r>
-    </w:p>
-    <w:p>
-      <w:pPr>
-        <w:pStyle w:val="ListParagraph"/>
-        <w:numPr>
-          <w:ilvl w:val="0"/>
-          <w:numId w:val="2"/>
-        </w:numPr>
-      </w:pPr>
+        <w:rPr>
+          <w:b w:val="false"/>
+          <w:bCs w:val="false"/>
+        </w:rPr>
+        <w:t xml:space="preserve"/>
+      </w:r>
       <w:r>
         <w:rPr>
           <w:b/>
           <w:bCs/>
         </w:rPr>
-        <w:t xml:space="preserve">Significant question</w:t>
-      </w:r>
-      <w:r>
-        <w:t xml:space="preserve"> — question for which some proposition is THE correct answer</w:t>
+        <w:t xml:space="preserve">Prop. function φx:</w:t>
+      </w:r>
+      <w:r>
+        <w:rPr>
+          <w:b w:val="false"/>
+          <w:bCs w:val="false"/>
+        </w:rPr>
+        <w:t xml:space="preserve"/>
+      </w:r>
+    </w:p>
+    <w:p>
+      <w:pPr>
+        <w:pStyle w:val="ListParagraph"/>
+        <w:numPr>
+          <w:ilvl w:val="1"/>
+          <w:numId w:val="2"/>
+        </w:numPr>
+      </w:pPr>
+      <w:r>
+        <w:rPr>
+          <w:b w:val="false"/>
+          <w:bCs w:val="false"/>
+        </w:rPr>
+        <w:t xml:space="preserve">Range of significance: possible values x can take</w:t>
+      </w:r>
+    </w:p>
+    <w:p>
+      <w:pPr>
+        <w:pStyle w:val="ListParagraph"/>
+        <w:numPr>
+          <w:ilvl w:val="1"/>
+          <w:numId w:val="2"/>
+        </w:numPr>
+      </w:pPr>
+      <w:r>
+        <w:rPr>
+          <w:b w:val="false"/>
+          <w:bCs w:val="false"/>
+        </w:rPr>
+        <w:t xml:space="preserve">Truth: variables for which φx is true</w:t>
       </w:r>
     </w:p>
     <w:p>
@@ -658,27 +836,42 @@
           <w:numId w:val="2"/>
         </w:numPr>
       </w:pPr>
+      <w:r>
+        <w:rPr>
+          <w:b w:val="false"/>
+          <w:bCs w:val="false"/>
+        </w:rPr>
+        <w:t xml:space="preserve"/>
+      </w:r>
       <w:r>
         <w:rPr>
           <w:b/>
           <w:bCs/>
         </w:rPr>
-        <w:t xml:space="preserve">Invalid questions</w:t>
-      </w:r>
-      <w:r>
-        <w:t xml:space="preserve"> — questions without true answers:</w:t>
-      </w:r>
-    </w:p>
-    <w:p>
-      <w:pPr>
-        <w:pStyle w:val="ListParagraph"/>
-        <w:numPr>
-          <w:ilvl w:val="1"/>
-          <w:numId w:val="2"/>
-        </w:numPr>
-      </w:pPr>
-      <w:r>
-        <w:t xml:space="preserve">“Who discovered America in 1492”</w:t>
+        <w:t xml:space="preserve">Indeterminate questions</w:t>
+      </w:r>
+      <w:r>
+        <w:rPr>
+          <w:b w:val="false"/>
+          <w:bCs w:val="false"/>
+        </w:rPr>
+        <w:t xml:space="preserve"> — questions with more than 1 true answer</w:t>
+      </w:r>
+    </w:p>
+    <w:p>
+      <w:pPr>
+        <w:pStyle w:val="ListParagraph"/>
+        <w:numPr>
+          <w:ilvl w:val="1"/>
+          <w:numId w:val="2"/>
+        </w:numPr>
+      </w:pPr>
+      <w:r>
+        <w:rPr>
+          <w:b w:val="false"/>
+          <w:bCs w:val="false"/>
+        </w:rPr>
+        <w:t xml:space="preserve">Obv. very important: often when we answer Q’s, we claim that there is exactly one answer. This part [?] leads to confusion</w:t>
       </w:r>
     </w:p>
     <w:p>
@@ -689,229 +882,167 @@
           <w:numId w:val="2"/>
         </w:numPr>
       </w:pPr>
+      <w:r>
+        <w:rPr>
+          <w:b w:val="false"/>
+          <w:bCs w:val="false"/>
+        </w:rPr>
+        <w:t xml:space="preserve"/>
+      </w:r>
       <w:r>
         <w:rPr>
           <w:b/>
           <w:bCs/>
         </w:rPr>
-        <w:t xml:space="preserve">Prop. function </w:t>
-      </w:r>
-      <w:r>
-        <w:rPr>
-          <w:rFonts w:ascii="Cambria Math" w:cs="Cambria Math" w:eastAsia="Cambria Math" w:hAnsi="Cambria Math"/>
+        <w:t xml:space="preserve">Indeterminate ≠ ambiguous:</w:t>
+      </w:r>
+      <w:r>
+        <w:rPr>
+          <w:b w:val="false"/>
+          <w:bCs w:val="false"/>
+        </w:rPr>
+        <w:t xml:space="preserve"> ambiguous Q’s are no Q’s at all, there are symbols that can mean multiple Q’s</w:t>
+      </w:r>
+    </w:p>
+    <w:p>
+      <w:pPr>
+        <w:pStyle w:val="ListParagraph"/>
+        <w:numPr>
+          <w:ilvl w:val="1"/>
+          <w:numId w:val="2"/>
+        </w:numPr>
+      </w:pPr>
+      <w:r>
+        <w:rPr>
+          <w:b w:val="false"/>
+          <w:bCs w:val="false"/>
+        </w:rPr>
+        <w:t xml:space="preserve">e.g. if we mean different things by uttering: “What is real?”</w:t>
+      </w:r>
+    </w:p>
+    <w:p>
+      <w:pPr>
+        <w:pStyle w:val="ListParagraph"/>
+        <w:numPr>
+          <w:ilvl w:val="1"/>
+          <w:numId w:val="2"/>
+        </w:numPr>
+      </w:pPr>
+      <w:r>
+        <w:rPr>
+          <w:b w:val="false"/>
+          <w:bCs w:val="false"/>
+        </w:rPr>
+        <w:t xml:space="preserve">Perfect language that is never ambiguous is probably impossible, but it is an ideal that we pursue</w:t>
+      </w:r>
+    </w:p>
+    <w:p>
+      <w:pPr>
+        <w:pStyle w:val="ListParagraph"/>
+        <w:numPr>
+          <w:ilvl w:val="1"/>
+          <w:numId w:val="2"/>
+        </w:numPr>
+      </w:pPr>
+      <w:r>
+        <w:rPr>
+          <w:b w:val="false"/>
+          <w:bCs w:val="false"/>
+        </w:rPr>
+        <w:t xml:space="preserve">Logicians don’t care for linguistic ambiguity: They work with those entities the language denotes.</w:t>
+      </w:r>
+    </w:p>
+    <w:p>
+      <w:pPr>
+        <w:pStyle w:val="ListParagraph"/>
+        <w:numPr>
+          <w:ilvl w:val="0"/>
+          <w:numId w:val="2"/>
+        </w:numPr>
+      </w:pPr>
+      <w:r>
+        <w:rPr>
+          <w:b w:val="false"/>
+          <w:bCs w:val="false"/>
+        </w:rPr>
+        <w:t xml:space="preserve"/>
+      </w:r>
+      <w:r>
+        <w:rPr>
           <w:b/>
           <w:bCs/>
         </w:rPr>
-        <w:t xml:space="preserve">φx</w:t>
-      </w:r>
-      <w:r>
-        <w:rPr>
-          <w:b/>
-          <w:bCs/>
-        </w:rPr>
-        <w:t xml:space="preserve">:</w:t>
-      </w:r>
-    </w:p>
-    <w:p>
-      <w:pPr>
-        <w:pStyle w:val="ListParagraph"/>
-        <w:numPr>
-          <w:ilvl w:val="1"/>
-          <w:numId w:val="2"/>
-        </w:numPr>
-      </w:pPr>
-      <w:r>
-        <w:t xml:space="preserve">Range of significance: possible values x can take</w:t>
-      </w:r>
-    </w:p>
-    <w:p>
-      <w:pPr>
-        <w:pStyle w:val="ListParagraph"/>
-        <w:numPr>
-          <w:ilvl w:val="1"/>
-          <w:numId w:val="2"/>
-        </w:numPr>
-      </w:pPr>
-      <w:r>
-        <w:t xml:space="preserve">Truth: variables for which </w:t>
-      </w:r>
-      <w:r>
-        <w:rPr>
-          <w:rFonts w:ascii="Cambria Math" w:cs="Cambria Math" w:eastAsia="Cambria Math" w:hAnsi="Cambria Math"/>
-        </w:rPr>
-        <w:t xml:space="preserve">φx</w:t>
-      </w:r>
-      <w:r>
-        <w:t xml:space="preserve"> is true</w:t>
-      </w:r>
-    </w:p>
-    <w:p>
-      <w:pPr>
-        <w:pStyle w:val="ListParagraph"/>
-        <w:numPr>
-          <w:ilvl w:val="0"/>
-          <w:numId w:val="2"/>
-        </w:numPr>
-      </w:pPr>
-      <w:r>
-        <w:rPr>
-          <w:b/>
-          <w:bCs/>
-        </w:rPr>
-        <w:t xml:space="preserve">Indeterminate questions</w:t>
-      </w:r>
-      <w:r>
-        <w:t xml:space="preserve"> — questions with more than 1 true answer</w:t>
-      </w:r>
-    </w:p>
-    <w:p>
-      <w:pPr>
-        <w:pStyle w:val="ListParagraph"/>
-        <w:numPr>
-          <w:ilvl w:val="1"/>
-          <w:numId w:val="2"/>
-        </w:numPr>
-      </w:pPr>
-      <w:r>
-        <w:t xml:space="preserve">Obv. very important: often when we answer Q’s, we claim that there is exactly one answer. This part </w:t>
-      </w:r>
-      <w:r>
-        <w:rPr>
-          <w:i/>
-          <w:iCs/>
-          <w:color w:val="808080"/>
-        </w:rPr>
-        <w:t xml:space="preserve">[?]</w:t>
-      </w:r>
-      <w:r>
-        <w:t xml:space="preserve"> leads to confusion</w:t>
-      </w:r>
-    </w:p>
-    <w:p>
-      <w:pPr>
-        <w:pStyle w:val="ListParagraph"/>
-        <w:numPr>
-          <w:ilvl w:val="0"/>
-          <w:numId w:val="2"/>
-        </w:numPr>
-      </w:pPr>
-      <w:r>
-        <w:rPr>
-          <w:b/>
-          <w:bCs/>
-        </w:rPr>
-        <w:t xml:space="preserve">Indeterminate ≠ ambiguous:</w:t>
-      </w:r>
-      <w:r>
-        <w:t xml:space="preserve"> ambiguous Q’s are no Q’s at all, there are symbols that can mean multiple Q’s</w:t>
-      </w:r>
-    </w:p>
-    <w:p>
-      <w:pPr>
-        <w:pStyle w:val="ListParagraph"/>
-        <w:numPr>
-          <w:ilvl w:val="1"/>
-          <w:numId w:val="2"/>
-        </w:numPr>
-      </w:pPr>
-      <w:r>
-        <w:t xml:space="preserve">e.g. if we mean different things by uttering: “What is real?”</w:t>
-      </w:r>
-    </w:p>
-    <w:p>
-      <w:pPr>
-        <w:pStyle w:val="ListParagraph"/>
-        <w:numPr>
-          <w:ilvl w:val="1"/>
-          <w:numId w:val="2"/>
-        </w:numPr>
-      </w:pPr>
-      <w:r>
-        <w:t xml:space="preserve">Perfect language that is never ambiguous is probably impossible, but it is an ideal that we pursue</w:t>
-      </w:r>
-    </w:p>
-    <w:p>
-      <w:pPr>
-        <w:pStyle w:val="ListParagraph"/>
-        <w:numPr>
-          <w:ilvl w:val="1"/>
-          <w:numId w:val="2"/>
-        </w:numPr>
-      </w:pPr>
-      <w:r>
-        <w:t xml:space="preserve">Logicians don’t care for linguistic ambiguity: They work with those entities the language denotes.</w:t>
-      </w:r>
-    </w:p>
-    <w:p>
-      <w:pPr>
-        <w:pStyle w:val="Heading2"/>
-      </w:pPr>
-      <w:r>
         <w:t xml:space="preserve">Complexity of Q’s</w:t>
       </w:r>
-    </w:p>
-    <w:p>
-      <w:pPr>
-        <w:pStyle w:val="ListParagraph"/>
-        <w:numPr>
-          <w:ilvl w:val="0"/>
-          <w:numId w:val="3"/>
-        </w:numPr>
-      </w:pPr>
-      <w:r>
-        <w:t xml:space="preserve">Complex = ambiguous — </w:t>
-      </w:r>
-      <w:r>
-        <w:rPr>
-          <w:b/>
-          <w:bCs/>
-        </w:rPr>
-        <w:t xml:space="preserve">AVOID</w:t>
-      </w:r>
-    </w:p>
-    <w:p>
-      <w:pPr>
-        <w:pStyle w:val="ListParagraph"/>
-        <w:numPr>
-          <w:ilvl w:val="0"/>
-          <w:numId w:val="3"/>
-        </w:numPr>
-      </w:pPr>
-      <w:r>
-        <w:t xml:space="preserve">Complex = question with implicit assumptions — </w:t>
-      </w:r>
-      <w:r>
-        <w:rPr>
-          <w:b/>
-          <w:bCs/>
-        </w:rPr>
-        <w:t xml:space="preserve">always the case</w:t>
-      </w:r>
-      <w:r>
-        <w:t xml:space="preserve">, assumption that there is one true answer</w:t>
-      </w:r>
-    </w:p>
-    <w:p>
-      <w:pPr>
-        <w:pStyle w:val="ListParagraph"/>
-        <w:numPr>
-          <w:ilvl w:val="0"/>
-          <w:numId w:val="3"/>
-        </w:numPr>
-      </w:pPr>
-      <w:r>
-        <w:t xml:space="preserve">Complexity of Q = number of variables in a prop. function</w:t>
-      </w:r>
-    </w:p>
-    <w:p>
-      <w:pPr>
-        <w:pStyle w:val="ListParagraph"/>
-        <w:numPr>
-          <w:ilvl w:val="1"/>
-          <w:numId w:val="2"/>
-        </w:numPr>
-      </w:pPr>
-      <w:r>
+      <w:r>
+        <w:rPr>
+          <w:b w:val="false"/>
+          <w:bCs w:val="false"/>
+        </w:rPr>
+        <w:t xml:space="preserve"/>
+      </w:r>
+    </w:p>
+    <w:p>
+      <w:pPr>
+        <w:pStyle w:val="ListParagraph"/>
+        <w:numPr>
+          <w:ilvl w:val="1"/>
+          <w:numId w:val="2"/>
+        </w:numPr>
+      </w:pPr>
+      <w:r>
+        <w:rPr>
+          <w:b w:val="false"/>
+          <w:bCs w:val="false"/>
+        </w:rPr>
+        <w:t xml:space="preserve">1) Complex = ambiguous — AVOID</w:t>
+      </w:r>
+    </w:p>
+    <w:p>
+      <w:pPr>
+        <w:pStyle w:val="ListParagraph"/>
+        <w:numPr>
+          <w:ilvl w:val="1"/>
+          <w:numId w:val="2"/>
+        </w:numPr>
+      </w:pPr>
+      <w:r>
+        <w:rPr>
+          <w:b w:val="false"/>
+          <w:bCs w:val="false"/>
+        </w:rPr>
+        <w:t xml:space="preserve">2) Complex = question with implicit assumptions — always the case, assumption that there is one true answer</w:t>
+      </w:r>
+    </w:p>
+    <w:p>
+      <w:pPr>
+        <w:pStyle w:val="ListParagraph"/>
+        <w:numPr>
+          <w:ilvl w:val="1"/>
+          <w:numId w:val="2"/>
+        </w:numPr>
+      </w:pPr>
+      <w:r>
+        <w:rPr>
+          <w:b w:val="false"/>
+          <w:bCs w:val="false"/>
+        </w:rPr>
+        <w:t xml:space="preserve">3) Complexity of Q = number of variables in a prop. function</w:t>
+      </w:r>
+    </w:p>
+    <w:p>
+      <w:pPr>
+        <w:pStyle w:val="ListParagraph"/>
+        <w:numPr>
+          <w:ilvl w:val="2"/>
+          <w:numId w:val="2"/>
+        </w:numPr>
+      </w:pPr>
+      <w:r>
+        <w:rPr>
+          <w:b w:val="false"/>
+          <w:bCs w:val="false"/>
+        </w:rPr>
         <w:t xml:space="preserve">Often indeterminate: “Who is what”, etc.</w:t>
       </w:r>
     </w:p>
@@ -919,18 +1050,21 @@
       <w:pPr>
         <w:pStyle w:val="ListParagraph"/>
         <w:numPr>
-          <w:ilvl w:val="1"/>
-          <w:numId w:val="2"/>
-        </w:numPr>
-      </w:pPr>
-      <w:r>
+          <w:ilvl w:val="2"/>
+          <w:numId w:val="2"/>
+        </w:numPr>
+      </w:pPr>
+      <w:r>
+        <w:rPr>
+          <w:b w:val="false"/>
+          <w:bCs w:val="false"/>
+        </w:rPr>
         <w:t xml:space="preserve">But not always: “Who discovered America, in what year?”</w:t>
       </w:r>
     </w:p>
     <w:sectPr>
-      <w:footerReference w:type="default" r:id="rId6"/>
       <w:pgSz w:w="11906" w:h="16838" w:orient="portrait"/>
-      <w:pgMar w:top="1300" w:right="1440" w:bottom="1300" w:left="1440" w:header="708" w:footer="708" w:gutter="0"/>
+      <w:pgMar w:top="1440" w:right="1440" w:bottom="1440" w:left="1440" w:header="708" w:footer="708" w:gutter="0"/>
       <w:pgNumType/>
       <w:docGrid w:linePitch="360"/>
     </w:sectPr>
@@ -973,27 +1107,6 @@
     </w:p>
   </w:endnote>
 </w:endnotes>
-</file>
-
-<file path=word/footer1.xml><?xml version="1.0" encoding="utf-8"?>
-<w:ftr xmlns:wpc="http://schemas.microsoft.com/office/word/2010/wordprocessingCanvas" xmlns:mc="http://schemas.openxmlformats.org/markup-compatibility/2006" xmlns:o="urn:schemas-microsoft-com:office:office" xmlns:r="http://schemas.openxmlformats.org/officeDocument/2006/relationships" xmlns:m="http://schemas.openxmlformats.org/officeDocument/2006/math" xmlns:v="urn:schemas-microsoft-com:vml" xmlns:wp14="http://schemas.microsoft.com/office/word/2010/wordprocessingDrawing" xmlns:wp="http://schemas.openxmlformats.org/drawingml/2006/wordprocessingDrawing" xmlns:w10="urn:schemas-microsoft-com:office:word" xmlns:w="http://schemas.openxmlformats.org/wordprocessingml/2006/main" xmlns:w14="http://schemas.microsoft.com/office/word/2010/wordml" xmlns:w15="http://schemas.microsoft.com/office/word/2012/wordml" xmlns:wpg="http://schemas.microsoft.com/office/word/2010/wordprocessingGroup" xmlns:wpi="http://schemas.microsoft.com/office/word/2010/wordprocessingInk" xmlns:wne="http://schemas.microsoft.com/office/word/2006/wordml" xmlns:wps="http://schemas.microsoft.com/office/word/2010/wordprocessingShape">
-  <w:p>
-    <w:pPr>
-      <w:jc w:val="center"/>
-    </w:pPr>
-    <w:r>
-      <w:rPr>
-        <w:color w:val="808080"/>
-        <w:sz w:val="18"/>
-        <w:szCs w:val="18"/>
-      </w:rPr>
-      <w:fldChar w:fldCharType="begin"/>
-      <w:instrText xml:space="preserve">PAGE</w:instrText>
-      <w:fldChar w:fldCharType="separate"/>
-      <w:fldChar w:fldCharType="end"/>
-    </w:r>
-  </w:p>
-</w:ftr>
 </file>
 
 <file path=word/footnotes.xml><?xml version="1.0" encoding="utf-8"?>
@@ -1127,7 +1240,7 @@
       <w:lvlText w:val="•"/>
       <w:lvlJc w:val="left"/>
       <w:pPr>
-        <w:ind w:left="360" w:hanging="300"/>
+        <w:ind w:left="360" w:hanging="260"/>
       </w:pPr>
     </w:lvl>
     <w:lvl w:ilvl="1" w:tentative="1">
@@ -1136,37 +1249,16 @@
       <w:lvlText w:val="–"/>
       <w:lvlJc w:val="left"/>
       <w:pPr>
-        <w:ind w:left="720" w:hanging="300"/>
+        <w:ind w:left="720" w:hanging="260"/>
       </w:pPr>
     </w:lvl>
     <w:lvl w:ilvl="2" w:tentative="1">
       <w:start w:val="1"/>
       <w:numFmt w:val="bullet"/>
-      <w:lvlText w:val="›"/>
+      <w:lvlText w:val="•"/>
       <w:lvlJc w:val="left"/>
       <w:pPr>
-        <w:ind w:left="1080" w:hanging="300"/>
-      </w:pPr>
-    </w:lvl>
-    <w:lvl w:ilvl="3" w:tentative="1">
-      <w:start w:val="1"/>
-      <w:numFmt w:val="bullet"/>
-      <w:lvlText w:val="·"/>
-      <w:lvlJc w:val="left"/>
-      <w:pPr>
-        <w:ind w:left="1440" w:hanging="300"/>
-      </w:pPr>
-    </w:lvl>
-  </w:abstractNum>
-  <w:abstractNum w:abstractNumId="3" w15:restartNumberingAfterBreak="0">
-    <w:multiLevelType w:val="hybridMultilevel"/>
-    <w:lvl w:ilvl="0" w:tentative="1">
-      <w:start w:val="1"/>
-      <w:numFmt w:val="decimal"/>
-      <w:lvlText w:val="%1)"/>
-      <w:lvlJc w:val="left"/>
-      <w:pPr>
-        <w:ind w:left="360" w:hanging="360"/>
+        <w:ind w:left="1080" w:hanging="260"/>
       </w:pPr>
     </w:lvl>
   </w:abstractNum>
@@ -1182,34 +1274,28 @@
       <w:startOverride w:val="1"/>
     </w:lvlOverride>
   </w:num>
-  <w:num w:numId="3">
-    <w:abstractNumId w:val="3"/>
-    <w:lvlOverride w:ilvl="0">
-      <w:startOverride w:val="1"/>
-    </w:lvlOverride>
-  </w:num>
 </w:numbering>
 </file>
 
 <file path=word/styles.xml><?xml version="1.0" encoding="utf-8"?>
 <w:styles xmlns:mc="http://schemas.openxmlformats.org/markup-compatibility/2006" xmlns:r="http://schemas.openxmlformats.org/officeDocument/2006/relationships" xmlns:w="http://schemas.openxmlformats.org/wordprocessingml/2006/main" xmlns:w14="http://schemas.microsoft.com/office/word/2010/wordml" xmlns:w15="http://schemas.microsoft.com/office/word/2012/wordml" mc:Ignorable="w14 w15">
   <w:docDefaults>
-    <w:rPrDefault>
-      <w:rPr>
-        <w:rFonts w:ascii="Calibri" w:cs="Calibri" w:eastAsia="Calibri" w:hAnsi="Calibri"/>
-        <w:sz w:val="24"/>
-        <w:szCs w:val="24"/>
-      </w:rPr>
-    </w:rPrDefault>
-    <w:pPrDefault>
-      <w:pPr>
-        <w:spacing w:after="60" w:line="276"/>
-      </w:pPr>
-    </w:pPrDefault>
+    <w:rPrDefault/>
+    <w:pPrDefault/>
   </w:docDefaults>
   <w:style w:type="paragraph" w:styleId="Normal" w:default="1">
     <w:name w:val="Normal"/>
     <w:qFormat/>
+  </w:style>
+  <w:style w:type="paragraph" w:styleId="Title">
+    <w:name w:val="Title"/>
+    <w:basedOn w:val="Normal"/>
+    <w:next w:val="Normal"/>
+    <w:qFormat/>
+    <w:rPr>
+      <w:sz w:val="56"/>
+      <w:szCs w:val="56"/>
+    </w:rPr>
   </w:style>
   <w:style w:type="paragraph" w:styleId="Heading3">
     <w:name w:val="Heading 3"/>
@@ -1350,40 +1436,18 @@
       <w:szCs w:val="20"/>
     </w:rPr>
   </w:style>
-  <w:style w:type="paragraph" w:styleId="Title">
-    <w:name w:val="Title"/>
-    <w:basedOn w:val="Normal"/>
-    <w:next w:val="Normal"/>
-    <w:pPr>
-      <w:spacing w:after="40"/>
-    </w:pPr>
-    <w:rPr>
-      <w:rFonts w:ascii="Calibri" w:cs="Calibri" w:eastAsia="Calibri" w:hAnsi="Calibri"/>
-      <w:b/>
-      <w:bCs/>
-      <w:color w:val="1F3864"/>
-      <w:sz w:val="48"/>
-      <w:szCs w:val="48"/>
-    </w:rPr>
-  </w:style>
   <w:style w:type="paragraph" w:styleId="Heading1">
     <w:name w:val="Heading 1"/>
     <w:basedOn w:val="Normal"/>
     <w:next w:val="Normal"/>
     <w:qFormat/>
     <w:pPr>
-      <w:keepNext/>
-      <w:pBdr>
-        <w:bottom w:val="single" w:color="1F3864" w:sz="8" w:space="2"/>
-      </w:pBdr>
-      <w:spacing w:after="120" w:before="360"/>
+      <w:spacing w:after="120" w:before="240"/>
       <w:outlineLvl w:val="0"/>
     </w:pPr>
     <w:rPr>
-      <w:rFonts w:ascii="Calibri" w:cs="Calibri" w:eastAsia="Calibri" w:hAnsi="Calibri"/>
       <w:b/>
       <w:bCs/>
-      <w:color w:val="1F3864"/>
       <w:sz w:val="32"/>
       <w:szCs w:val="32"/>
     </w:rPr>
@@ -1394,15 +1458,12 @@
     <w:next w:val="Normal"/>
     <w:qFormat/>
     <w:pPr>
-      <w:keepNext/>
       <w:spacing w:after="80" w:before="240"/>
       <w:outlineLvl w:val="1"/>
     </w:pPr>
     <w:rPr>
-      <w:rFonts w:ascii="Calibri" w:cs="Calibri" w:eastAsia="Calibri" w:hAnsi="Calibri"/>
       <w:b/>
       <w:bCs/>
-      <w:color w:val="2E5597"/>
       <w:sz w:val="26"/>
       <w:szCs w:val="26"/>
     </w:rPr>
